--- a/templates/Template_Radar Solução de Conflitos.docx
+++ b/templates/Template_Radar Solução de Conflitos.docx
@@ -101,10 +101,10 @@
                 <w:lang w:val="pt-BR" w:eastAsia="pt-BR"/>
               </w:rPr>
               <w:drawing>
-                <wp:inline distT="0" distB="0" distL="0" distR="0" wp14:anchorId="37A9A8AF" wp14:editId="02B913E3">
+                <wp:inline distT="0" distB="0" distL="0" distR="0" wp14:anchorId="2DE854A5" wp14:editId="45041B87">
                   <wp:extent cx="6805930" cy="2519045"/>
                   <wp:effectExtent l="0" t="0" r="13970" b="14605"/>
-                  <wp:docPr id="55" name="Imagem 6"/>
+                  <wp:docPr id="43" name="Imagem 6"/>
                   <wp:cNvGraphicFramePr>
                     <a:graphicFrameLocks xmlns:a="http://schemas.openxmlformats.org/drawingml/2006/main" noChangeAspect="1"/>
                   </wp:cNvGraphicFramePr>
@@ -199,7 +199,7 @@
                 <w:szCs w:val="28"/>
                 <w:lang w:val="pt-BR" w:eastAsia="pt-BR"/>
               </w:rPr>
-              <w:t>portal</w:t>
+              <w:t>navegue pelas fontes</w:t>
             </w:r>
           </w:p>
         </w:tc>
@@ -1629,7 +1629,7 @@
               </w:rPr>
               <w:lastRenderedPageBreak/>
               <w:drawing>
-                <wp:anchor distT="0" distB="0" distL="114300" distR="114300" simplePos="0" relativeHeight="251660288" behindDoc="0" locked="0" layoutInCell="1" allowOverlap="1" wp14:anchorId="113CA038" wp14:editId="5DDB3306">
+                <wp:anchor distT="0" distB="0" distL="114300" distR="114300" simplePos="0" relativeHeight="251660288" behindDoc="0" locked="0" layoutInCell="1" allowOverlap="1" wp14:anchorId="49A0DEDD" wp14:editId="3B928F70">
                   <wp:simplePos x="0" y="0"/>
                   <wp:positionH relativeFrom="column">
                     <wp:posOffset>1391285</wp:posOffset>
@@ -1640,7 +1640,7 @@
                   <wp:extent cx="1314450" cy="361950"/>
                   <wp:effectExtent l="0" t="0" r="0" b="0"/>
                   <wp:wrapNone/>
-                  <wp:docPr id="1096246923" name="Imagem 3" descr="NEUTRA">
+                  <wp:docPr id="59782003" name="Imagem 3" descr="NEUTRA">
                     <a:hlinkClick xmlns:a="http://schemas.openxmlformats.org/drawingml/2006/main" r:id="rId12"/>
                   </wp:docPr>
                   <wp:cNvGraphicFramePr>
@@ -1700,7 +1700,7 @@
                 <w:lang w:val="pt-BR" w:eastAsia="pt-BR"/>
               </w:rPr>
               <w:drawing>
-                <wp:anchor distT="0" distB="0" distL="114300" distR="114300" simplePos="0" relativeHeight="251659264" behindDoc="0" locked="0" layoutInCell="1" allowOverlap="1" wp14:anchorId="3D41643E" wp14:editId="10AF6A0E">
+                <wp:anchor distT="0" distB="0" distL="114300" distR="114300" simplePos="0" relativeHeight="251659264" behindDoc="0" locked="0" layoutInCell="1" allowOverlap="1" wp14:anchorId="00959CA6" wp14:editId="06A7416F">
                   <wp:simplePos x="0" y="0"/>
                   <wp:positionH relativeFrom="column">
                     <wp:posOffset>-19050</wp:posOffset>
@@ -1711,7 +1711,7 @@
                   <wp:extent cx="1314450" cy="361950"/>
                   <wp:effectExtent l="0" t="0" r="0" b="0"/>
                   <wp:wrapNone/>
-                  <wp:docPr id="1243672404" name="Imagem 2" descr="EXCELENTE">
+                  <wp:docPr id="1399034196" name="Imagem 2" descr="EXCELENTE">
                     <a:hlinkClick xmlns:a="http://schemas.openxmlformats.org/drawingml/2006/main" r:id="rId14"/>
                   </wp:docPr>
                   <wp:cNvGraphicFramePr>
@@ -1771,7 +1771,7 @@
                 <w:lang w:val="pt-BR" w:eastAsia="pt-BR"/>
               </w:rPr>
               <w:drawing>
-                <wp:anchor distT="0" distB="0" distL="114300" distR="114300" simplePos="0" relativeHeight="251661312" behindDoc="0" locked="0" layoutInCell="1" allowOverlap="1" wp14:anchorId="34845229" wp14:editId="5350B5C7">
+                <wp:anchor distT="0" distB="0" distL="114300" distR="114300" simplePos="0" relativeHeight="251661312" behindDoc="0" locked="0" layoutInCell="1" allowOverlap="1" wp14:anchorId="5985EA7C" wp14:editId="01816E00">
                   <wp:simplePos x="0" y="0"/>
                   <wp:positionH relativeFrom="column">
                     <wp:posOffset>2805430</wp:posOffset>
@@ -1782,7 +1782,7 @@
                   <wp:extent cx="1314450" cy="361950"/>
                   <wp:effectExtent l="0" t="0" r="0" b="0"/>
                   <wp:wrapNone/>
-                  <wp:docPr id="879354500" name="Imagem 4" descr="RUIM">
+                  <wp:docPr id="509937929" name="Imagem 4" descr="RUIM">
                     <a:hlinkClick xmlns:a="http://schemas.openxmlformats.org/drawingml/2006/main" r:id="rId16"/>
                   </wp:docPr>
                   <wp:cNvGraphicFramePr>
@@ -1923,10 +1923,10 @@
                 <w:lang w:val="pt-BR"/>
               </w:rPr>
               <w:drawing>
-                <wp:inline distT="0" distB="0" distL="0" distR="0" wp14:anchorId="5A5A66B0" wp14:editId="5B533860">
+                <wp:inline distT="0" distB="0" distL="0" distR="0" wp14:anchorId="5D65AD25" wp14:editId="586A1A6A">
                   <wp:extent cx="1794510" cy="336550"/>
                   <wp:effectExtent l="0" t="0" r="15240" b="6350"/>
-                  <wp:docPr id="56" name="Imagem 5"/>
+                  <wp:docPr id="44" name="Imagem 5"/>
                   <wp:cNvGraphicFramePr>
                     <a:graphicFrameLocks xmlns:a="http://schemas.openxmlformats.org/drawingml/2006/main" noChangeAspect="1"/>
                   </wp:cNvGraphicFramePr>
@@ -2012,10 +2012,10 @@
                 <w:lang w:val="pt-BR"/>
               </w:rPr>
               <w:drawing>
-                <wp:inline distT="0" distB="0" distL="0" distR="0" wp14:anchorId="141CC3FA" wp14:editId="4132F7A4">
+                <wp:inline distT="0" distB="0" distL="0" distR="0" wp14:anchorId="2845FFC5" wp14:editId="155E297B">
                   <wp:extent cx="267335" cy="267335"/>
                   <wp:effectExtent l="0" t="0" r="18415" b="18415"/>
-                  <wp:docPr id="57" name="Imagem 1">
+                  <wp:docPr id="45" name="Imagem 1">
                     <a:hlinkClick xmlns:a="http://schemas.openxmlformats.org/drawingml/2006/main" r:id="rId20"/>
                   </wp:docPr>
                   <wp:cNvGraphicFramePr>
@@ -2103,10 +2103,10 @@
                 <w:lang w:val="pt-BR"/>
               </w:rPr>
               <w:drawing>
-                <wp:inline distT="0" distB="0" distL="0" distR="0" wp14:anchorId="7147BBB8" wp14:editId="4D228AC8">
+                <wp:inline distT="0" distB="0" distL="0" distR="0" wp14:anchorId="50A243A7" wp14:editId="5ECA63A9">
                   <wp:extent cx="267335" cy="267335"/>
                   <wp:effectExtent l="0" t="0" r="18415" b="18415"/>
-                  <wp:docPr id="58" name="Imagem 2">
+                  <wp:docPr id="46" name="Imagem 2">
                     <a:hlinkClick xmlns:a="http://schemas.openxmlformats.org/drawingml/2006/main" r:id="rId23"/>
                   </wp:docPr>
                   <wp:cNvGraphicFramePr>
@@ -2194,10 +2194,10 @@
                 <w:lang w:val="pt-BR"/>
               </w:rPr>
               <w:drawing>
-                <wp:inline distT="0" distB="0" distL="0" distR="0" wp14:anchorId="6904C348" wp14:editId="0D10809C">
+                <wp:inline distT="0" distB="0" distL="0" distR="0" wp14:anchorId="2DEF3430" wp14:editId="4244A713">
                   <wp:extent cx="267335" cy="267335"/>
                   <wp:effectExtent l="0" t="0" r="18415" b="18415"/>
-                  <wp:docPr id="59" name="Imagem 3">
+                  <wp:docPr id="47" name="Imagem 3">
                     <a:hlinkClick xmlns:a="http://schemas.openxmlformats.org/drawingml/2006/main" r:id="rId26"/>
                   </wp:docPr>
                   <wp:cNvGraphicFramePr>
@@ -2285,10 +2285,10 @@
                 <w:lang w:val="pt-BR"/>
               </w:rPr>
               <w:drawing>
-                <wp:inline distT="0" distB="0" distL="0" distR="0" wp14:anchorId="6C9AE431" wp14:editId="301ABEA5">
+                <wp:inline distT="0" distB="0" distL="0" distR="0" wp14:anchorId="5C94FDBF" wp14:editId="5D1D25EC">
                   <wp:extent cx="267335" cy="267335"/>
                   <wp:effectExtent l="0" t="0" r="18415" b="18415"/>
-                  <wp:docPr id="60" name="Imagem 4">
+                  <wp:docPr id="48" name="Imagem 4">
                     <a:hlinkClick xmlns:a="http://schemas.openxmlformats.org/drawingml/2006/main" r:id="rId29"/>
                   </wp:docPr>
                   <wp:cNvGraphicFramePr>
@@ -2339,19 +2339,6 @@
         </w:tc>
       </w:tr>
     </w:tbl>
-    <w:p>
-      <w:pPr>
-        <w:spacing w:after="0" w:line="240" w:lineRule="auto"/>
-        <w:jc w:val="left"/>
-        <w:rPr>
-          <w:rFonts w:eastAsia="Aptos"/>
-          <w:color w:val="7F7F7F"/>
-          <w:sz w:val="21"/>
-          <w:szCs w:val="21"/>
-          <w:lang w:val="pt-BR" w:eastAsia="pt-BR"/>
-        </w:rPr>
-      </w:pPr>
-    </w:p>
     <w:p>
       <w:pPr>
         <w:pStyle w:val="Body"/>
@@ -8330,7 +8317,7 @@
   <w:num w:numId="56" w16cid:durableId="984624683">
     <w:abstractNumId w:val="1"/>
   </w:num>
-  <w:num w:numId="57" w16cid:durableId="1674381223">
+  <w:num w:numId="57" w16cid:durableId="720789467">
     <w:abstractNumId w:val="22"/>
     <w:lvlOverride w:ilvl="0"/>
     <w:lvlOverride w:ilvl="1"/>
@@ -12387,15 +12374,15 @@
 </file>
 
 <file path=customXml/item1.xml><?xml version="1.0" encoding="utf-8"?>
+<TemplafyFormConfiguration><![CDATA[{"formFields":[],"formDataEntries":[]}]]></TemplafyFormConfiguration>
+</file>
+
+<file path=customXml/item2.xml><?xml version="1.0" encoding="utf-8"?>
 <b:Sources xmlns:b="http://schemas.openxmlformats.org/officeDocument/2006/bibliography" xmlns="http://schemas.openxmlformats.org/officeDocument/2006/bibliography" SelectedStyle="\APASixthEditionOfficeOnline.xsl" StyleName="APA" Version="6"/>
 </file>
 
-<file path=customXml/item2.xml><?xml version="1.0" encoding="utf-8"?>
+<file path=customXml/item3.xml><?xml version="1.0" encoding="utf-8"?>
 <TemplafyTemplateConfiguration><![CDATA[{"elementsMetadata":[],"transformationConfigurations":[],"templateName":"Modelo em branco [Template]","templateDescription":"","enableDocumentContentUpdater":false,"version":"2.0"}]]></TemplafyTemplateConfiguration>
-</file>
-
-<file path=customXml/item3.xml><?xml version="1.0" encoding="utf-8"?>
-<TemplafyFormConfiguration><![CDATA[{"formFields":[],"formDataEntries":[]}]]></TemplafyFormConfiguration>
 </file>
 
 <file path=customXml/item4.xml><?xml version="1.0" encoding="utf-8"?>
@@ -12680,6 +12667,12 @@
 </file>
 
 <file path=customXml/itemProps1.xml><?xml version="1.0" encoding="utf-8"?>
+<ds:datastoreItem xmlns:ds="http://schemas.openxmlformats.org/officeDocument/2006/customXml" ds:itemID="{EC0589DF-0B6E-4368-9754-428294D10477}">
+  <ds:schemaRefs/>
+</ds:datastoreItem>
+</file>
+
+<file path=customXml/itemProps2.xml><?xml version="1.0" encoding="utf-8"?>
 <ds:datastoreItem xmlns:ds="http://schemas.openxmlformats.org/officeDocument/2006/customXml" ds:itemID="{13CAFF09-1482-4B0E-92A6-0D424E15802E}">
   <ds:schemaRefs>
     <ds:schemaRef ds:uri="http://schemas.openxmlformats.org/officeDocument/2006/bibliography"/>
@@ -12687,26 +12680,20 @@
 </ds:datastoreItem>
 </file>
 
-<file path=customXml/itemProps2.xml><?xml version="1.0" encoding="utf-8"?>
+<file path=customXml/itemProps3.xml><?xml version="1.0" encoding="utf-8"?>
 <ds:datastoreItem xmlns:ds="http://schemas.openxmlformats.org/officeDocument/2006/customXml" ds:itemID="{AB96A45D-AC0B-4A9D-9F5A-548FEA5AE80E}">
   <ds:schemaRefs/>
 </ds:datastoreItem>
 </file>
 
-<file path=customXml/itemProps3.xml><?xml version="1.0" encoding="utf-8"?>
-<ds:datastoreItem xmlns:ds="http://schemas.openxmlformats.org/officeDocument/2006/customXml" ds:itemID="{EC0589DF-0B6E-4368-9754-428294D10477}">
-  <ds:schemaRefs/>
-</ds:datastoreItem>
-</file>
-
 <file path=customXml/itemProps4.xml><?xml version="1.0" encoding="utf-8"?>
-<ds:datastoreItem xmlns:ds="http://schemas.openxmlformats.org/officeDocument/2006/customXml" ds:itemID="{B31503CE-D046-4E41-907F-904836B7B3E7}"/>
+<ds:datastoreItem xmlns:ds="http://schemas.openxmlformats.org/officeDocument/2006/customXml" ds:itemID="{99606EC0-14B8-47AF-A924-55AAC426E177}"/>
 </file>
 
 <file path=customXml/itemProps5.xml><?xml version="1.0" encoding="utf-8"?>
-<ds:datastoreItem xmlns:ds="http://schemas.openxmlformats.org/officeDocument/2006/customXml" ds:itemID="{58CF5A14-62F8-4610-837A-6624ABA5E751}"/>
+<ds:datastoreItem xmlns:ds="http://schemas.openxmlformats.org/officeDocument/2006/customXml" ds:itemID="{DE9DE139-3A9D-4709-BDBF-F84471AD7539}"/>
 </file>
 
 <file path=customXml/itemProps6.xml><?xml version="1.0" encoding="utf-8"?>
-<ds:datastoreItem xmlns:ds="http://schemas.openxmlformats.org/officeDocument/2006/customXml" ds:itemID="{1AA77199-EB01-4ECD-B274-0A95CD7F5A29}"/>
+<ds:datastoreItem xmlns:ds="http://schemas.openxmlformats.org/officeDocument/2006/customXml" ds:itemID="{660E2CDB-770A-4B89-B44A-2840F5E1712B}"/>
 </file>